--- a/taller_4/taller 4.docx
+++ b/taller_4/taller 4.docx
@@ -2,6 +2,186 @@
 <file path=word/document.xml><?xml version="1.0" encoding="utf-8"?>
 <w:document xmlns:wpc="http://schemas.microsoft.com/office/word/2010/wordprocessingCanvas" xmlns:cx="http://schemas.microsoft.com/office/drawing/2014/chartex" xmlns:cx1="http://schemas.microsoft.com/office/drawing/2015/9/8/chartex" xmlns:cx2="http://schemas.microsoft.com/office/drawing/2015/10/21/chartex" xmlns:cx3="http://schemas.microsoft.com/office/drawing/2016/5/9/chartex" xmlns:cx4="http://schemas.microsoft.com/office/drawing/2016/5/10/chartex" xmlns:cx5="http://schemas.microsoft.com/office/drawing/2016/5/11/chartex" xmlns:cx6="http://schemas.microsoft.com/office/drawing/2016/5/12/chartex" xmlns:cx7="http://schemas.microsoft.com/office/drawing/2016/5/13/chartex" xmlns:cx8="http://schemas.microsoft.com/office/drawing/2016/5/14/chartex" xmlns:mc="http://schemas.openxmlformats.org/markup-compatibility/2006" xmlns:m="http://schemas.openxmlformats.org/officeDocument/2006/math" xmlns:aink="http://schemas.microsoft.com/office/drawing/2016/ink" xmlns:am3d="http://schemas.microsoft.com/office/drawing/2017/model3d" xmlns:oel="http://schemas.microsoft.com/office/2019/extlst" xmlns:r="http://schemas.openxmlformats.org/officeDocument/2006/relationships" xmlns:wp14="http://schemas.microsoft.com/office/word/2010/wordprocessingDrawing" xmlns:wp="http://schemas.openxmlformats.org/drawingml/2006/wordprocessingDrawing" xmlns:wpg="http://schemas.microsoft.com/office/word/2010/wordprocessingGroup" xmlns:wpi="http://schemas.microsoft.com/office/word/2010/wordprocessingInk" xmlns:wps="http://schemas.microsoft.com/office/word/2010/wordprocessingShape" xmlns:o="urn:schemas-microsoft-com:office:office" xmlns:v="urn:schemas-microsoft-com:vml" xmlns:w10="urn:schemas-microsoft-com:office:word" xmlns:w="http://schemas.openxmlformats.org/wordprocessingml/2006/main" xmlns:w14="http://schemas.microsoft.com/office/word/2010/wordml" xmlns:w15="http://schemas.microsoft.com/office/word/2012/wordml" xmlns:w16cex="http://schemas.microsoft.com/office/word/2018/wordml/cex" xmlns:w16cid="http://schemas.microsoft.com/office/word/2016/wordml/cid" xmlns:w16="http://schemas.microsoft.com/office/word/2018/wordml" xmlns:w16sdtdh="http://schemas.microsoft.com/office/word/2020/wordml/sdtdatahash" xmlns:w16sdtfl="http://schemas.microsoft.com/office/word/2024/wordml/sdtformatlock" xmlns:w16se="http://schemas.microsoft.com/office/word/2015/wordml/symex" xmlns:w16du="http://schemas.microsoft.com/office/word/2023/wordml/word16du" xmlns:wne="http://schemas.microsoft.com/office/word/2006/wordml" mc:Ignorable="w14 w15 w16se w16cid w16 w16cex w16sdtdh w16sdtfl w16du wp14">
   <w:body>
+    <w:p>
+      <w:pPr>
+        <w:pStyle w:val="Heading1"/>
+      </w:pPr>
+      <w:r>
+        <w:t>Validador SHACL</w:t>
+      </w:r>
+    </w:p>
+    <w:p>
+      <w:r>
+        <w:t>Respuesta satisfactoria</w:t>
+      </w:r>
+    </w:p>
+    <w:p>
+      <w:r>
+        <w:drawing>
+          <wp:inline distT="0" distB="0" distL="0" distR="0" wp14:anchorId="458C230E" wp14:editId="57F32E9A">
+            <wp:extent cx="5943600" cy="3483610"/>
+            <wp:effectExtent l="0" t="0" r="0" b="0"/>
+            <wp:docPr id="296522741" name="Picture 1"/>
+            <wp:cNvGraphicFramePr>
+              <a:graphicFrameLocks xmlns:a="http://schemas.openxmlformats.org/drawingml/2006/main" noChangeAspect="1"/>
+            </wp:cNvGraphicFramePr>
+            <a:graphic xmlns:a="http://schemas.openxmlformats.org/drawingml/2006/main">
+              <a:graphicData uri="http://schemas.openxmlformats.org/drawingml/2006/picture">
+                <pic:pic xmlns:pic="http://schemas.openxmlformats.org/drawingml/2006/picture">
+                  <pic:nvPicPr>
+                    <pic:cNvPr id="296522741" name=""/>
+                    <pic:cNvPicPr/>
+                  </pic:nvPicPr>
+                  <pic:blipFill>
+                    <a:blip r:embed="rId4"/>
+                    <a:stretch>
+                      <a:fillRect/>
+                    </a:stretch>
+                  </pic:blipFill>
+                  <pic:spPr>
+                    <a:xfrm>
+                      <a:off x="0" y="0"/>
+                      <a:ext cx="5943600" cy="3483610"/>
+                    </a:xfrm>
+                    <a:prstGeom prst="rect">
+                      <a:avLst/>
+                    </a:prstGeom>
+                  </pic:spPr>
+                </pic:pic>
+              </a:graphicData>
+            </a:graphic>
+          </wp:inline>
+        </w:drawing>
+      </w:r>
+    </w:p>
+    <w:p>
+      <w:r>
+        <w:t>Para verificar, se realizó intencionalmente este error:</w:t>
+      </w:r>
+    </w:p>
+    <w:p>
+      <w:pPr>
+        <w:rPr>
+          <w:b/>
+          <w:bCs/>
+        </w:rPr>
+      </w:pPr>
+      <w:r>
+        <w:rPr>
+          <w:b/>
+          <w:bCs/>
+        </w:rPr>
+        <w:t># Error intencional (</w:t>
+      </w:r>
+    </w:p>
+    <w:p>
+      <w:pPr>
+        <w:rPr>
+          <w:b/>
+          <w:bCs/>
+        </w:rPr>
+      </w:pPr>
+      <w:r>
+        <w:rPr>
+          <w:b/>
+          <w:bCs/>
+        </w:rPr>
+        <w:t>res:grammyLatino a res:Premio ;</w:t>
+      </w:r>
+    </w:p>
+    <w:p>
+      <w:pPr>
+        <w:rPr>
+          <w:b/>
+          <w:bCs/>
+        </w:rPr>
+      </w:pPr>
+      <w:r>
+        <w:rPr>
+          <w:b/>
+          <w:bCs/>
+        </w:rPr>
+        <w:t xml:space="preserve">    res:nombre_premio "Grammy Latino 2" .</w:t>
+      </w:r>
+    </w:p>
+    <w:p>
+      <w:r>
+        <w:t>U</w:t>
+      </w:r>
+      <w:r>
+        <w:t xml:space="preserve">n premio debe tener </w:t>
+      </w:r>
+      <w:r>
+        <w:rPr>
+          <w:b/>
+          <w:bCs/>
+        </w:rPr>
+        <w:t>exactamente</w:t>
+      </w:r>
+      <w:r>
+        <w:t xml:space="preserve"> 1 nombre y al agregar otro nombre saco el validador los siguiente:</w:t>
+      </w:r>
+    </w:p>
+    <w:p>
+      <w:pPr>
+        <w:rPr>
+          <w:b/>
+          <w:bCs/>
+        </w:rPr>
+      </w:pPr>
+      <w:r>
+        <w:rPr>
+          <w:b/>
+          <w:bCs/>
+        </w:rPr>
+        <w:lastRenderedPageBreak/>
+        <w:drawing>
+          <wp:inline distT="0" distB="0" distL="0" distR="0" wp14:anchorId="013B1E8A" wp14:editId="0460D497">
+            <wp:extent cx="5541818" cy="3268845"/>
+            <wp:effectExtent l="0" t="0" r="0" b="0"/>
+            <wp:docPr id="1304605901" name="Picture 1"/>
+            <wp:cNvGraphicFramePr>
+              <a:graphicFrameLocks xmlns:a="http://schemas.openxmlformats.org/drawingml/2006/main" noChangeAspect="1"/>
+            </wp:cNvGraphicFramePr>
+            <a:graphic xmlns:a="http://schemas.openxmlformats.org/drawingml/2006/main">
+              <a:graphicData uri="http://schemas.openxmlformats.org/drawingml/2006/picture">
+                <pic:pic xmlns:pic="http://schemas.openxmlformats.org/drawingml/2006/picture">
+                  <pic:nvPicPr>
+                    <pic:cNvPr id="1304605901" name=""/>
+                    <pic:cNvPicPr/>
+                  </pic:nvPicPr>
+                  <pic:blipFill>
+                    <a:blip r:embed="rId5"/>
+                    <a:stretch>
+                      <a:fillRect/>
+                    </a:stretch>
+                  </pic:blipFill>
+                  <pic:spPr>
+                    <a:xfrm>
+                      <a:off x="0" y="0"/>
+                      <a:ext cx="5609367" cy="3308689"/>
+                    </a:xfrm>
+                    <a:prstGeom prst="rect">
+                      <a:avLst/>
+                    </a:prstGeom>
+                  </pic:spPr>
+                </pic:pic>
+              </a:graphicData>
+            </a:graphic>
+          </wp:inline>
+        </w:drawing>
+      </w:r>
+    </w:p>
+    <w:p>
+      <w:r>
+        <w:t>Nos dice que tiene mas de 1 valor, y coincide con nuestro SHACL porque rompe nuestra condicion de exactamente un nombre_premio.</w:t>
+      </w:r>
+    </w:p>
+    <w:p>
+      <w:pPr>
+        <w:pStyle w:val="Heading1"/>
+      </w:pPr>
+    </w:p>
     <w:p>
       <w:pPr>
         <w:pStyle w:val="Heading1"/>
@@ -28,7 +208,7 @@
                     <pic:cNvPicPr/>
                   </pic:nvPicPr>
                   <pic:blipFill>
-                    <a:blip r:embed="rId4"/>
+                    <a:blip r:embed="rId6"/>
                     <a:stretch>
                       <a:fillRect/>
                     </a:stretch>
@@ -51,6 +231,7 @@
     </w:p>
     <w:p>
       <w:r>
+        <w:lastRenderedPageBreak/>
         <w:t>No cumple, porque el atributo :status no cumple con la lista de opciones validas. La instancia tiene “activ” y los valores permitidos son “active” o “inactive”.</w:t>
       </w:r>
     </w:p>
@@ -72,7 +253,7 @@
                     <pic:cNvPicPr/>
                   </pic:nvPicPr>
                   <pic:blipFill>
-                    <a:blip r:embed="rId5"/>
+                    <a:blip r:embed="rId7"/>
                     <a:stretch>
                       <a:fillRect/>
                     </a:stretch>
@@ -95,12 +276,12 @@
     </w:p>
     <w:p>
       <w:r>
+        <w:t>No cumple, porque si bien link puede ser string, debe tener minimo 10 caracteres y la instancia tiene 9 caracteres. Y tampoco cumple por el lado del atributo level, porque dice que el rango es de [1 – 5] y el valor de la instancia es 6.</w:t>
+      </w:r>
+    </w:p>
+    <w:p>
+      <w:r>
         <w:lastRenderedPageBreak/>
-        <w:t>No cumple, porque si bien link puede ser string, debe tener minimo 10 caracteres y la instancia tiene 9 caracteres. Y tampoco cumple por el lado del atributo level, porque dice que el rango es de [1 – 5] y el valor de la instancia es 6.</w:t>
-      </w:r>
-    </w:p>
-    <w:p>
-      <w:r>
         <w:drawing>
           <wp:inline distT="0" distB="0" distL="0" distR="0" wp14:anchorId="3F71FEDF" wp14:editId="02FC0A71">
             <wp:extent cx="5943600" cy="3714115"/>
@@ -117,7 +298,7 @@
                     <pic:cNvPicPr/>
                   </pic:nvPicPr>
                   <pic:blipFill>
-                    <a:blip r:embed="rId6"/>
+                    <a:blip r:embed="rId8"/>
                     <a:stretch>
                       <a:fillRect/>
                     </a:stretch>
@@ -171,7 +352,7 @@
                     <pic:cNvPicPr/>
                   </pic:nvPicPr>
                   <pic:blipFill>
-                    <a:blip r:embed="rId7"/>
+                    <a:blip r:embed="rId9"/>
                     <a:stretch>
                       <a:fillRect/>
                     </a:stretch>
@@ -215,7 +396,7 @@
                     <pic:cNvPicPr/>
                   </pic:nvPicPr>
                   <pic:blipFill>
-                    <a:blip r:embed="rId8"/>
+                    <a:blip r:embed="rId10"/>
                     <a:stretch>
                       <a:fillRect/>
                     </a:stretch>
